--- a/cf/sh/u/files/u051.docx
+++ b/cf/sh/u/files/u051.docx
@@ -20,7 +20,7 @@
     </w:p>
     <w:p>
       <w:r>
-        <w:t>請針對每個題目，把答案填在「回答：」後面（越具體越好）；填好後請放回您的部門資料夾即可，不需回信。</w:t>
+        <w:t>這份問卷是想更了解您的實際作業，好把您的 AI 助理做得更貼近需求。第一部分請把答案填在「回答：」後面（越具體越好）；第二部分只是先讓您了解，之後用的時候再一起調整，不用現在填。填好後放回您的部門資料夾即可，不需回信。</w:t>
       </w:r>
     </w:p>
     <w:p>
@@ -32,8 +32,16 @@
       </w:r>
     </w:p>
     <w:p>
+      <w:pPr>
+        <w:pStyle w:val="Heading2"/>
+      </w:pPr>
       <w:r>
-        <w:t>1. 南區現行快遞申請單的必填欄位與版面長怎樣？能否提供一份去識別化空白範本？</w:t>
+        <w:t>一、請您提供或確認的事情</w:t>
+      </w:r>
+    </w:p>
+    <w:p>
+      <w:r>
+        <w:t>1. 請給我一張目前在用的快遞申請單空白樣本（把裡面的名字、地址塗掉即可），讓我知道要填哪些欄位。</w:t>
       </w:r>
     </w:p>
     <w:p>
@@ -43,7 +51,7 @@
     </w:p>
     <w:p>
       <w:r>
-        <w:t>2. 工號／費用歸屬對照表在哪裡？寄件如何對應到正確工程案件（F18／F22／華邦）？</w:t>
+        <w:t>2. 請告訴我一趟寄件通常要填哪些必填內容（例如寄件日期、收件單位、寄了什麼、幾件、運費算誰的）。</w:t>
       </w:r>
     </w:p>
     <w:p>
@@ -53,7 +61,7 @@
     </w:p>
     <w:p>
       <w:r>
-        <w:t>3. 順豐運單能否從後台或 Excel 匯出？欄位有哪些（單號、收件、物品、件數）？</w:t>
+        <w:t>3. 請提供一份「工號（工程案件編號）對照表」，這樣我才能把每一筆寄件對到正確的專案去報帳。</w:t>
       </w:r>
     </w:p>
     <w:p>
@@ -63,7 +71,7 @@
     </w:p>
     <w:p>
       <w:r>
-        <w:t>4. 到付／寄付如何區分與登錄？是否影響費用歸屬判斷？</w:t>
+        <w:t>4. 如果順豐（快遞公司）後台可以把寄件明細匯出成 Excel 或 CSV 檔，請提供一份，這樣就不用一筆一筆手打。</w:t>
       </w:r>
     </w:p>
     <w:p>
@@ -73,7 +81,7 @@
     </w:p>
     <w:p>
       <w:r>
-        <w:t>5. 草稿要附哪些資訊給主管簽核？簽核後寄會計需要哪些欄位？</w:t>
+        <w:t>5. 請說明填好的申請單接下來的流程（先給主管簽名、再寄給會計嗎？需要附上什麼資訊？）。</w:t>
       </w:r>
     </w:p>
     <w:p>
@@ -82,13 +90,31 @@
       </w:r>
     </w:p>
     <w:p>
+      <w:pPr>
+        <w:pStyle w:val="Heading2"/>
+      </w:pPr>
       <w:r>
-        <w:t>6. 同一批多筆寄件是否要合併成一張申請單，或逐筆分列？</w:t>
+        <w:t>二、要用了之後、跟 AI 一起調整的事情（先了解即可，不用現在填）</w:t>
       </w:r>
     </w:p>
     <w:p>
       <w:r>
-        <w:t>回答：</w:t>
+        <w:t>• 第一次用時，先拿幾筆真實寄件內容貼給 AI 試跑，看它整理出來的申請單欄位對不對，哪裡怪就直接告訴它「這欄應該放什麼」，它會修正。</w:t>
+      </w:r>
+    </w:p>
+    <w:p>
+      <w:r>
+        <w:t>• 遇到 AI 標「待補」的地方（例如工號沒填、單號看不清楚），由您自己補上正確資料，不要讓它猜。</w:t>
+      </w:r>
+    </w:p>
+    <w:p>
+      <w:r>
+        <w:t>• 如果整理出來的格式跟公司實際申請單不一樣，把差異講給 AI（例如「收件單位要放前面」），請它照您的習慣調整。</w:t>
+      </w:r>
+    </w:p>
+    <w:p>
+      <w:r>
+        <w:t>• 最終送簽、寄會計這一步一定是您自己做，AI 只幫忙把草稿整理好，簽核放行還是要人來確認。</w:t>
       </w:r>
     </w:p>
     <w:p/>
@@ -101,8 +127,16 @@
       </w:r>
     </w:p>
     <w:p>
+      <w:pPr>
+        <w:pStyle w:val="Heading2"/>
+      </w:pPr>
       <w:r>
-        <w:t>1. 紙本出差費用申請單能否改線上表單或定期匯出 Excel/CSV？或需評估 OCR？</w:t>
+        <w:t>一、請您提供或確認的事情</w:t>
+      </w:r>
+    </w:p>
+    <w:p>
+      <w:r>
+        <w:t>1. 目前出差申請單是紙本，要先想辦法變成電子檔（例如改用線上表單填、或每月匯出成 Excel），AI 才讀得到；請先跟我討論最方便的做法。</w:t>
       </w:r>
     </w:p>
     <w:p>
@@ -112,7 +146,7 @@
     </w:p>
     <w:p>
       <w:r>
-        <w:t>2. 管理部要的 Excel 報表實際欄位與排版格式為何？</w:t>
+        <w:t>2. 請提供管理部要的那份 Excel 報表的實際樣子（欄位長怎樣、順序如何），我照它做才不用你再改。</w:t>
       </w:r>
     </w:p>
     <w:p>
@@ -122,7 +156,7 @@
     </w:p>
     <w:p>
       <w:r>
-        <w:t>3. 公司差旅費核銷辦法的金額上限、佐證規定、廠區補助差異是什麼？</w:t>
+        <w:t>3. 請提供公司的差旅費規定（例如住宿一晚上限多少、要不要附收據、不同廠區補助有沒有差），這樣 AI 才知道什麼算超標、要提醒。</w:t>
       </w:r>
     </w:p>
     <w:p>
@@ -132,7 +166,7 @@
     </w:p>
     <w:p>
       <w:r>
-        <w:t>4. 工號／廠區費用歸屬如何對應？有無對照表？</w:t>
+        <w:t>4. 請提供「工號／廠區對照表」，讓每筆出差費用能對到正確的專案或廠區去報帳。</w:t>
       </w:r>
     </w:p>
     <w:p>
@@ -142,7 +176,7 @@
     </w:p>
     <w:p>
       <w:r>
-        <w:t>5. 哪些屬異常需標示（重複申報、超標、日期異常）？判定口徑為何？</w:t>
+        <w:t>5. 請告訴我常見要抓的異常有哪些（例如同一天報了兩個地方的住宿、日期對不上），我會教 AI 抓出來提醒您。</w:t>
       </w:r>
     </w:p>
     <w:p>
@@ -151,13 +185,31 @@
       </w:r>
     </w:p>
     <w:p>
+      <w:pPr>
+        <w:pStyle w:val="Heading2"/>
+      </w:pPr>
       <w:r>
-        <w:t>6. 報表是每月彙整還是逐筆送？加總與小計要到什麼層級？</w:t>
+        <w:t>二、要用了之後、跟 AI 一起調整的事情（先了解即可，不用現在填）</w:t>
       </w:r>
     </w:p>
     <w:p>
       <w:r>
-        <w:t>回答：</w:t>
+        <w:t>• 先貼幾筆真實出差申請進去試，看 AI 加總的金額對不對、欄位有沒有抓錯，發現錯的地方直接跟它說，它會改。</w:t>
+      </w:r>
+    </w:p>
+    <w:p>
+      <w:r>
+        <w:t>• AI 只做加總和挑出「疑似重複、金額怪怪的」給您看，最後要不要核銷、超標怎麼處理，一律由您判斷，它不會自己改金額。</w:t>
+      </w:r>
+    </w:p>
+    <w:p>
+      <w:r>
+        <w:t>• 如果它抓異常抓得太鬆或太嚴（例如把正常的也標成異常），把您的判斷標準講給它聽（例如「同天不同廠區住宿是正常的」），它會校準。</w:t>
+      </w:r>
+    </w:p>
+    <w:p>
+      <w:r>
+        <w:t>• 紙本要拍照上傳的話，剛開始幾張要核對它有沒有看錯數字，確認辨識夠準了再放心大量使用。</w:t>
       </w:r>
     </w:p>
     <w:p/>
@@ -170,8 +222,16 @@
       </w:r>
     </w:p>
     <w:p>
+      <w:pPr>
+        <w:pStyle w:val="Heading2"/>
+      </w:pPr>
       <w:r>
-        <w:t>1. 紙本外出費用申請單能否改線上表單或定期匯出 Excel/CSV？或需 OCR？</w:t>
+        <w:t>一、請您提供或確認的事情</w:t>
+      </w:r>
+    </w:p>
+    <w:p>
+      <w:r>
+        <w:t>1. 目前外出費用申請單是紙本，要先變成電子檔（改線上表單、或定期匯出 Excel），AI 才能接手；請先跟我討論怎麼做最順。</w:t>
       </w:r>
     </w:p>
     <w:p>
@@ -181,7 +241,7 @@
     </w:p>
     <w:p>
       <w:r>
-        <w:t>2. 會計要的 Excel 報表實際欄位與格式為何？</w:t>
+        <w:t>2. 請提供會計要的那份 Excel 報表實際版面（有哪些欄、順序怎麼排），我照它整理。</w:t>
       </w:r>
     </w:p>
     <w:p>
@@ -191,7 +251,7 @@
     </w:p>
     <w:p>
       <w:r>
-        <w:t>3. 外出費用核銷辦法（金額上限、佐證規定）是什麼？</w:t>
+        <w:t>3. 請提供公司費用核銷規定（金額上限、要不要附單據），這樣 AI 才知道哪些要標出來提醒您確認。</w:t>
       </w:r>
     </w:p>
     <w:p>
@@ -201,7 +261,7 @@
     </w:p>
     <w:p>
       <w:r>
-        <w:t>4. 事由與工號如何判斷相符？異常判定口徑為何？</w:t>
+        <w:t>4. 請提供「工號／費用別對照表」，讓每筆外出費用對到正確的專案或費用類別。</w:t>
       </w:r>
     </w:p>
     <w:p>
@@ -211,7 +271,7 @@
     </w:p>
     <w:p>
       <w:r>
-        <w:t>5. 工號／費用別歸屬對照表在哪裡？</w:t>
+        <w:t>5. 請告訴我常見要注意的狀況（例如外出事由和報的工號兜不起來、少附單據），我教 AI 幫您留意。</w:t>
       </w:r>
     </w:p>
     <w:p>
@@ -220,13 +280,31 @@
       </w:r>
     </w:p>
     <w:p>
+      <w:pPr>
+        <w:pStyle w:val="Heading2"/>
+      </w:pPr>
       <w:r>
-        <w:t>6. 外出日期需與差勤系統比對嗎？逾差勤範圍如何處理？</w:t>
+        <w:t>二、要用了之後、跟 AI 一起調整的事情（先了解即可，不用現在填）</w:t>
       </w:r>
     </w:p>
     <w:p>
       <w:r>
-        <w:t>回答：</w:t>
+        <w:t>• 先拿幾筆真實外出申請貼進去試，核對它整理的欄位和加總對不對，錯的地方直接告訴它就會修正。</w:t>
+      </w:r>
+    </w:p>
+    <w:p>
+      <w:r>
+        <w:t>• AI 只幫忙整理和標出「事由跟工號不符、少附單據」等提醒，最後核不核銷、送不送會計都由您決定，它不會自己放行。</w:t>
+      </w:r>
+    </w:p>
+    <w:p>
+      <w:r>
+        <w:t>• 如果它把正常的也標成異常、或漏標該提醒的，把您的判斷邏輯講給它，它會逐漸抓得更準。</w:t>
+      </w:r>
+    </w:p>
+    <w:p>
+      <w:r>
+        <w:t>• 紙本拍照上傳時，前幾張要幫忙檢查它有沒有看錯金額，確認辨識穩定後再大量用。</w:t>
       </w:r>
     </w:p>
     <w:p/>
